--- a/Control model results.docx
+++ b/Control model results.docx
@@ -3,324 +3,485 @@
 <w:document xmlns:wpc="http://schemas.microsoft.com/office/word/2010/wordprocessingCanvas" xmlns:cx="http://schemas.microsoft.com/office/drawing/2014/chartex" xmlns:cx1="http://schemas.microsoft.com/office/drawing/2015/9/8/chartex" xmlns:cx2="http://schemas.microsoft.com/office/drawing/2015/10/21/chartex" xmlns:cx3="http://schemas.microsoft.com/office/drawing/2016/5/9/chartex" xmlns:cx4="http://schemas.microsoft.com/office/drawing/2016/5/10/chartex" xmlns:cx5="http://schemas.microsoft.com/office/drawing/2016/5/11/chartex" xmlns:cx6="http://schemas.microsoft.com/office/drawing/2016/5/12/chartex" xmlns:cx7="http://schemas.microsoft.com/office/drawing/2016/5/13/chartex" xmlns:cx8="http://schemas.microsoft.com/office/drawing/2016/5/14/chartex" xmlns:mc="http://schemas.openxmlformats.org/markup-compatibility/2006" xmlns:aink="http://schemas.microsoft.com/office/drawing/2016/ink" xmlns:am3d="http://schemas.microsoft.com/office/drawing/2017/model3d" xmlns:o="urn:schemas-microsoft-com:office:office" xmlns:oel="http://schemas.microsoft.com/office/2019/extlst" xmlns:r="http://schemas.openxmlformats.org/officeDocument/2006/relationships" xmlns:m="http://schemas.openxmlformats.org/officeDocument/2006/math" xmlns:v="urn:schemas-microsoft-com:vml" xmlns:wp14="http://schemas.microsoft.com/office/word/2010/wordprocessingDrawing" xmlns:wp="http://schemas.openxmlformats.org/drawingml/2006/wordprocessingDrawing" xmlns:w10="urn:schemas-microsoft-com:office:word" xmlns:w="http://schemas.openxmlformats.org/wordprocessingml/2006/main" xmlns:w14="http://schemas.microsoft.com/office/word/2010/wordml" xmlns:w15="http://schemas.microsoft.com/office/word/2012/wordml" xmlns:w16cei="http://schemas.microsoft.com/office/word/2026/wordml/cei" xmlns:w16cex="http://schemas.microsoft.com/office/word/2018/wordml/cex" xmlns:w16cid="http://schemas.microsoft.com/office/word/2016/wordml/cid" xmlns:w16="http://schemas.microsoft.com/office/word/2018/wordml" xmlns:w16du="http://schemas.microsoft.com/office/word/2023/wordml/word16du" xmlns:w16sdtdh="http://schemas.microsoft.com/office/word/2020/wordml/sdtdatahash" xmlns:w16sdtfl="http://schemas.microsoft.com/office/word/2024/wordml/sdtformatlock" xmlns:w16se="http://schemas.microsoft.com/office/word/2015/wordml/symex" xmlns:wpg="http://schemas.microsoft.com/office/word/2010/wordprocessingGroup" xmlns:wpi="http://schemas.microsoft.com/office/word/2010/wordprocessingInk" xmlns:wne="http://schemas.microsoft.com/office/word/2006/wordml" xmlns:wps="http://schemas.microsoft.com/office/word/2010/wordprocessingShape" mc:Ignorable="w14 w15 w16se w16cid w16 w16cex w16sdtdh w16sdtfl w16du wp14">
   <w:body>
     <w:p>
+      <w:pPr>
+        <w:jc w:val="center"/>
+      </w:pPr>
+      <w:r>
+        <w:t>Results from Bayesian Modelling</w:t>
+      </w:r>
+    </w:p>
+    <w:p>
+      <w:pPr>
+        <w:jc w:val="center"/>
+      </w:pPr>
+      <w:r>
+        <w:t>July 19</w:t>
+      </w:r>
       <w:r>
         <w:rPr>
-          <w:noProof/>
+          <w:vertAlign w:val="superscript"/>
         </w:rPr>
-        <w:drawing>
-          <wp:inline distT="0" distB="0" distL="0" distR="0" wp14:anchorId="217B1A63" wp14:editId="4DC2E0EF">
-            <wp:extent cx="5224324" cy="3816350"/>
-            <wp:effectExtent l="0" t="0" r="0" b="0"/>
-            <wp:docPr id="22899311" name="Picture 1"/>
-            <wp:cNvGraphicFramePr>
-              <a:graphicFrameLocks xmlns:a="http://schemas.openxmlformats.org/drawingml/2006/main" noChangeAspect="1"/>
-            </wp:cNvGraphicFramePr>
-            <a:graphic xmlns:a="http://schemas.openxmlformats.org/drawingml/2006/main">
-              <a:graphicData uri="http://schemas.openxmlformats.org/drawingml/2006/picture">
-                <pic:pic xmlns:pic="http://schemas.openxmlformats.org/drawingml/2006/picture">
-                  <pic:nvPicPr>
-                    <pic:cNvPr id="0" name="Picture 2"/>
-                    <pic:cNvPicPr>
-                      <a:picLocks noChangeAspect="1" noChangeArrowheads="1"/>
-                    </pic:cNvPicPr>
-                  </pic:nvPicPr>
-                  <pic:blipFill>
-                    <a:blip r:embed="rId4">
-                      <a:extLst>
-                        <a:ext uri="{28A0092B-C50C-407E-A947-70E740481C1C}">
-                          <a14:useLocalDpi xmlns:a14="http://schemas.microsoft.com/office/drawing/2010/main" val="0"/>
-                        </a:ext>
-                      </a:extLst>
-                    </a:blip>
-                    <a:srcRect/>
-                    <a:stretch>
-                      <a:fillRect/>
-                    </a:stretch>
-                  </pic:blipFill>
-                  <pic:spPr bwMode="auto">
-                    <a:xfrm>
-                      <a:off x="0" y="0"/>
-                      <a:ext cx="5233471" cy="3823032"/>
-                    </a:xfrm>
-                    <a:prstGeom prst="rect">
-                      <a:avLst/>
-                    </a:prstGeom>
-                    <a:noFill/>
-                  </pic:spPr>
-                </pic:pic>
-              </a:graphicData>
-            </a:graphic>
-          </wp:inline>
-        </w:drawing>
+        <w:t>th</w:t>
+      </w:r>
+      <w:proofErr w:type="gramStart"/>
+      <w:r>
+        <w:t xml:space="preserve"> 2026</w:t>
+      </w:r>
+      <w:proofErr w:type="gramEnd"/>
+    </w:p>
+    <w:p>
+      <w:pPr>
+        <w:pStyle w:val="ListParagraph"/>
+        <w:numPr>
+          <w:ilvl w:val="0"/>
+          <w:numId w:val="1"/>
+        </w:numPr>
+        <w:rPr>
+          <w:u w:val="single"/>
+        </w:rPr>
+      </w:pPr>
+      <w:r>
+        <w:rPr>
+          <w:u w:val="single"/>
+        </w:rPr>
+        <w:t>Control Model</w:t>
+      </w:r>
+    </w:p>
+    <w:p>
+      <w:r>
+        <w:t xml:space="preserve">Both use </w:t>
+      </w:r>
+      <w:proofErr w:type="spellStart"/>
+      <w:r>
+        <w:t>Guassian</w:t>
+      </w:r>
+      <w:proofErr w:type="spellEnd"/>
+      <w:r>
+        <w:t xml:space="preserve"> distribution</w:t>
+      </w:r>
+    </w:p>
+    <w:p>
+      <w:r>
+        <w:t>1500 iterations, 500 warmups</w:t>
+      </w:r>
+    </w:p>
+    <w:p>
+      <w:r>
+        <w:t>G</w:t>
+      </w:r>
+      <w:r>
+        <w:t>row</w:t>
+      </w:r>
+      <w:r>
+        <w:t xml:space="preserve"> </w:t>
+      </w:r>
+      <w:proofErr w:type="spellStart"/>
+      <w:r>
+        <w:t>thrate</w:t>
+      </w:r>
+      <w:proofErr w:type="spellEnd"/>
+      <w:r>
+        <w:t xml:space="preserve"> ~ density + </w:t>
+      </w:r>
+      <w:r>
+        <w:t>tree cones</w:t>
+      </w:r>
+      <w:r>
+        <w:t xml:space="preserve"> + </w:t>
+      </w:r>
+      <w:r>
+        <w:t>mother age</w:t>
+      </w:r>
+      <w:r>
+        <w:t xml:space="preserve"> + </w:t>
+      </w:r>
+      <w:r>
+        <w:t>mother age</w:t>
+      </w:r>
+      <w:r>
+        <w:t>^2 +</w:t>
+      </w:r>
+      <w:r>
+        <w:t xml:space="preserve"> birthday</w:t>
+      </w:r>
+      <w:r>
+        <w:t xml:space="preserve"> + mast + sex</w:t>
+      </w:r>
+      <w:r>
+        <w:t xml:space="preserve"> </w:t>
+      </w:r>
+      <w:proofErr w:type="gramStart"/>
+      <w:r>
+        <w:t>ratio  +</w:t>
+      </w:r>
+      <w:proofErr w:type="gramEnd"/>
+      <w:r>
+        <w:t xml:space="preserve"> (1|gridyear) + (1|mother</w:t>
+      </w:r>
+      <w:r>
+        <w:t xml:space="preserve"> birth year</w:t>
+      </w:r>
+      <w:r>
+        <w:t>)</w:t>
+      </w:r>
+    </w:p>
+    <w:p>
+      <w:r>
+        <w:t>L</w:t>
+      </w:r>
+      <w:r>
+        <w:t>itter</w:t>
+      </w:r>
+      <w:r>
+        <w:t xml:space="preserve"> </w:t>
+      </w:r>
+      <w:r>
+        <w:t>size ~ density +</w:t>
+      </w:r>
+      <w:r>
+        <w:t xml:space="preserve"> tree cones </w:t>
+      </w:r>
+      <w:r>
+        <w:t xml:space="preserve">+ </w:t>
+      </w:r>
+      <w:r>
+        <w:t>mother age</w:t>
+      </w:r>
+      <w:r>
+        <w:t xml:space="preserve"> + mother_age_std^2 + </w:t>
+      </w:r>
+      <w:r>
+        <w:t>birthday</w:t>
+      </w:r>
+      <w:r>
+        <w:t xml:space="preserve"> </w:t>
+      </w:r>
+      <w:r>
+        <w:t>+ mast + sex</w:t>
+      </w:r>
+      <w:r>
+        <w:t xml:space="preserve"> </w:t>
+      </w:r>
+      <w:proofErr w:type="gramStart"/>
+      <w:r>
+        <w:t>ratio</w:t>
+      </w:r>
+      <w:r>
+        <w:t xml:space="preserve"> </w:t>
+      </w:r>
+      <w:r>
+        <w:t xml:space="preserve"> +</w:t>
+      </w:r>
+      <w:proofErr w:type="gramEnd"/>
+      <w:r>
+        <w:t xml:space="preserve"> (1|gridyear) + (1|mother_byear)</w:t>
       </w:r>
     </w:p>
     <w:p/>
     <w:p>
       <w:r>
+        <w:t>Results:</w:t>
+      </w:r>
+    </w:p>
+    <w:p>
+      <w:r>
+        <w:t>Model converged extremely well. No issues.</w:t>
+      </w:r>
+    </w:p>
+    <w:p/>
+    <w:p/>
+    <w:p/>
+    <w:p>
+      <w:pPr>
+        <w:pStyle w:val="ListParagraph"/>
+        <w:numPr>
+          <w:ilvl w:val="0"/>
+          <w:numId w:val="1"/>
+        </w:numPr>
+      </w:pPr>
+      <w:r>
         <w:rPr>
-          <w:noProof/>
+          <w:u w:val="single"/>
         </w:rPr>
-        <w:drawing>
-          <wp:inline distT="0" distB="0" distL="0" distR="0" wp14:anchorId="338BF7B0" wp14:editId="2C281EDF">
-            <wp:extent cx="5321300" cy="3887190"/>
-            <wp:effectExtent l="0" t="0" r="0" b="0"/>
-            <wp:docPr id="196509076" name="Picture 2"/>
-            <wp:cNvGraphicFramePr>
-              <a:graphicFrameLocks xmlns:a="http://schemas.openxmlformats.org/drawingml/2006/main" noChangeAspect="1"/>
-            </wp:cNvGraphicFramePr>
-            <a:graphic xmlns:a="http://schemas.openxmlformats.org/drawingml/2006/main">
-              <a:graphicData uri="http://schemas.openxmlformats.org/drawingml/2006/picture">
-                <pic:pic xmlns:pic="http://schemas.openxmlformats.org/drawingml/2006/picture">
-                  <pic:nvPicPr>
-                    <pic:cNvPr id="0" name="Picture 3"/>
-                    <pic:cNvPicPr>
-                      <a:picLocks noChangeAspect="1" noChangeArrowheads="1"/>
-                    </pic:cNvPicPr>
-                  </pic:nvPicPr>
-                  <pic:blipFill>
-                    <a:blip r:embed="rId5">
-                      <a:extLst>
-                        <a:ext uri="{28A0092B-C50C-407E-A947-70E740481C1C}">
-                          <a14:useLocalDpi xmlns:a14="http://schemas.microsoft.com/office/drawing/2010/main" val="0"/>
-                        </a:ext>
-                      </a:extLst>
-                    </a:blip>
-                    <a:srcRect/>
-                    <a:stretch>
-                      <a:fillRect/>
-                    </a:stretch>
-                  </pic:blipFill>
-                  <pic:spPr bwMode="auto">
-                    <a:xfrm>
-                      <a:off x="0" y="0"/>
-                      <a:ext cx="5329112" cy="3892897"/>
-                    </a:xfrm>
-                    <a:prstGeom prst="rect">
-                      <a:avLst/>
-                    </a:prstGeom>
-                    <a:noFill/>
-                  </pic:spPr>
-                </pic:pic>
-              </a:graphicData>
-            </a:graphic>
-          </wp:inline>
-        </w:drawing>
-      </w:r>
-    </w:p>
-    <w:p>
+        <w:t>Food Add Model</w:t>
+      </w:r>
+    </w:p>
+    <w:p>
+      <w:proofErr w:type="spellStart"/>
+      <w:r>
+        <w:t>Guassian</w:t>
+      </w:r>
+      <w:proofErr w:type="spellEnd"/>
+      <w:r>
+        <w:t xml:space="preserve"> Distribution</w:t>
+      </w:r>
+    </w:p>
+    <w:p>
+      <w:r>
+        <w:t>1500 iterations, 500 warmups</w:t>
+      </w:r>
+    </w:p>
+    <w:p>
+      <w:r>
+        <w:t>G</w:t>
+      </w:r>
+      <w:r>
+        <w:t>rowth</w:t>
+      </w:r>
+      <w:r>
+        <w:t xml:space="preserve"> </w:t>
+      </w:r>
+      <w:r>
+        <w:t xml:space="preserve">rate ~ </w:t>
+      </w:r>
+      <w:r>
+        <w:t>food</w:t>
+      </w:r>
+      <w:r>
+        <w:t xml:space="preserve">*density + </w:t>
+      </w:r>
+      <w:r>
+        <w:t>tree cones</w:t>
+      </w:r>
+      <w:r>
+        <w:t xml:space="preserve"> + </w:t>
+      </w:r>
+      <w:r>
+        <w:t>mother age</w:t>
+      </w:r>
+      <w:r>
+        <w:t xml:space="preserve"> + </w:t>
+      </w:r>
+      <w:r>
+        <w:t>mother age</w:t>
+      </w:r>
+      <w:r>
+        <w:t xml:space="preserve">^2 + </w:t>
+      </w:r>
+      <w:r>
+        <w:t>birthday</w:t>
+      </w:r>
+      <w:r>
+        <w:t xml:space="preserve"> + mast + sex</w:t>
+      </w:r>
+      <w:r>
+        <w:t xml:space="preserve"> </w:t>
+      </w:r>
+      <w:r>
+        <w:t>ratio + (1|gridyear) + (1|mother_byear</w:t>
+      </w:r>
+      <w:r>
+        <w:t>)</w:t>
+      </w:r>
+    </w:p>
+    <w:p>
+      <w:r>
+        <w:t>L</w:t>
+      </w:r>
+      <w:r>
+        <w:t>itter</w:t>
+      </w:r>
+      <w:r>
+        <w:t xml:space="preserve"> </w:t>
+      </w:r>
+      <w:r>
+        <w:t>size ~ food*densit</w:t>
+      </w:r>
+      <w:r>
+        <w:t>y</w:t>
+      </w:r>
+      <w:r>
+        <w:t xml:space="preserve"> + </w:t>
+      </w:r>
+      <w:r>
+        <w:t xml:space="preserve">tree cones </w:t>
+      </w:r>
+      <w:r>
+        <w:t>+ mother</w:t>
+      </w:r>
+      <w:r>
+        <w:t xml:space="preserve"> </w:t>
+      </w:r>
+      <w:r>
+        <w:t>age + mother</w:t>
+      </w:r>
+      <w:r>
+        <w:t xml:space="preserve"> age</w:t>
+      </w:r>
+      <w:r>
+        <w:t xml:space="preserve">^2 + </w:t>
+      </w:r>
+      <w:r>
+        <w:t>birthday</w:t>
+      </w:r>
+      <w:r>
+        <w:t xml:space="preserve"> + mast + sex</w:t>
+      </w:r>
+      <w:r>
+        <w:t xml:space="preserve"> </w:t>
+      </w:r>
+      <w:r>
+        <w:t>ratio + (1|gridyear) + (1|mother_byear)</w:t>
+      </w:r>
+    </w:p>
+    <w:p/>
+    <w:p>
+      <w:r>
+        <w:t>Results:</w:t>
+      </w:r>
+    </w:p>
+    <w:p>
+      <w:r>
+        <w:t>Model converged extremely well</w:t>
+      </w:r>
+    </w:p>
+    <w:p/>
+    <w:p/>
+    <w:p>
+      <w:pPr>
+        <w:pStyle w:val="ListParagraph"/>
+        <w:numPr>
+          <w:ilvl w:val="0"/>
+          <w:numId w:val="1"/>
+        </w:numPr>
+      </w:pPr>
       <w:r>
         <w:rPr>
-          <w:noProof/>
+          <w:u w:val="single"/>
         </w:rPr>
         <w:lastRenderedPageBreak/>
-        <w:drawing>
-          <wp:inline distT="0" distB="0" distL="0" distR="0" wp14:anchorId="1AE4960B" wp14:editId="31A0AF7A">
-            <wp:extent cx="5422900" cy="7137834"/>
-            <wp:effectExtent l="0" t="0" r="6350" b="6350"/>
-            <wp:docPr id="1838384675" name="Picture 3"/>
-            <wp:cNvGraphicFramePr>
-              <a:graphicFrameLocks xmlns:a="http://schemas.openxmlformats.org/drawingml/2006/main" noChangeAspect="1"/>
-            </wp:cNvGraphicFramePr>
-            <a:graphic xmlns:a="http://schemas.openxmlformats.org/drawingml/2006/main">
-              <a:graphicData uri="http://schemas.openxmlformats.org/drawingml/2006/picture">
-                <pic:pic xmlns:pic="http://schemas.openxmlformats.org/drawingml/2006/picture">
-                  <pic:nvPicPr>
-                    <pic:cNvPr id="0" name="Picture 4"/>
-                    <pic:cNvPicPr>
-                      <a:picLocks noChangeAspect="1" noChangeArrowheads="1"/>
-                    </pic:cNvPicPr>
-                  </pic:nvPicPr>
-                  <pic:blipFill>
-                    <a:blip r:embed="rId6">
-                      <a:extLst>
-                        <a:ext uri="{28A0092B-C50C-407E-A947-70E740481C1C}">
-                          <a14:useLocalDpi xmlns:a14="http://schemas.microsoft.com/office/drawing/2010/main" val="0"/>
-                        </a:ext>
-                      </a:extLst>
-                    </a:blip>
-                    <a:srcRect/>
-                    <a:stretch>
-                      <a:fillRect/>
-                    </a:stretch>
-                  </pic:blipFill>
-                  <pic:spPr bwMode="auto">
-                    <a:xfrm>
-                      <a:off x="0" y="0"/>
-                      <a:ext cx="5430953" cy="7148434"/>
-                    </a:xfrm>
-                    <a:prstGeom prst="rect">
-                      <a:avLst/>
-                    </a:prstGeom>
-                    <a:noFill/>
-                  </pic:spPr>
-                </pic:pic>
-              </a:graphicData>
-            </a:graphic>
-          </wp:inline>
-        </w:drawing>
+        <w:t>Cone Cache Model</w:t>
+      </w:r>
+    </w:p>
+    <w:p>
+      <w:proofErr w:type="spellStart"/>
+      <w:r>
+        <w:t>Guassian</w:t>
+      </w:r>
+      <w:proofErr w:type="spellEnd"/>
+      <w:r>
+        <w:t xml:space="preserve"> Distribution</w:t>
+      </w:r>
+    </w:p>
+    <w:p>
+      <w:r>
+        <w:t>1500 iterations, 500 warmups</w:t>
+      </w:r>
+    </w:p>
+    <w:p>
+      <w:r>
+        <w:t>g</w:t>
+      </w:r>
+      <w:r>
+        <w:t>rowth</w:t>
+      </w:r>
+      <w:r>
+        <w:t xml:space="preserve"> </w:t>
+      </w:r>
+      <w:r>
+        <w:t xml:space="preserve">rate ~ cache*density + </w:t>
+      </w:r>
+      <w:r>
+        <w:t xml:space="preserve">tree cones </w:t>
+      </w:r>
+      <w:r>
+        <w:t xml:space="preserve">+ </w:t>
+      </w:r>
+      <w:r>
+        <w:t>mother age</w:t>
+      </w:r>
+      <w:r>
+        <w:t xml:space="preserve"> + </w:t>
+      </w:r>
+      <w:r>
+        <w:t>mother age</w:t>
+      </w:r>
+      <w:r>
+        <w:t xml:space="preserve">^2 + </w:t>
+      </w:r>
+      <w:r>
+        <w:t>birthday</w:t>
+      </w:r>
+      <w:r>
+        <w:t xml:space="preserve"> + mast + sex</w:t>
+      </w:r>
+      <w:r>
+        <w:t xml:space="preserve"> </w:t>
+      </w:r>
+      <w:r>
+        <w:t>ratio + (1|gridyear) + (1|mother_byear)</w:t>
+      </w:r>
+    </w:p>
+    <w:p>
+      <w:r>
+        <w:t>litter</w:t>
+      </w:r>
+      <w:r>
+        <w:t xml:space="preserve"> </w:t>
+      </w:r>
+      <w:r>
+        <w:t xml:space="preserve">size ~ cache*density + </w:t>
+      </w:r>
+      <w:r>
+        <w:t xml:space="preserve">tree cones </w:t>
+      </w:r>
+      <w:r>
+        <w:t xml:space="preserve">+ </w:t>
+      </w:r>
+      <w:r>
+        <w:t>mother age</w:t>
+      </w:r>
+      <w:r>
+        <w:t xml:space="preserve"> + </w:t>
+      </w:r>
+      <w:r>
+        <w:t>mother age</w:t>
+      </w:r>
+      <w:r>
+        <w:t xml:space="preserve">^2 + </w:t>
+      </w:r>
+      <w:r>
+        <w:t>birthday</w:t>
+      </w:r>
+      <w:r>
+        <w:t xml:space="preserve"> + mast + sex</w:t>
+      </w:r>
+      <w:r>
+        <w:t xml:space="preserve"> </w:t>
+      </w:r>
+      <w:r>
+        <w:t>ratio + (1|gridyear) + (1|mother_byear)</w:t>
       </w:r>
     </w:p>
     <w:p/>
-    <w:p>
-      <w:r>
-        <w:rPr>
-          <w:noProof/>
-        </w:rPr>
-        <w:lastRenderedPageBreak/>
-        <w:drawing>
-          <wp:inline distT="0" distB="0" distL="0" distR="0" wp14:anchorId="056874B3" wp14:editId="0B4C3910">
-            <wp:extent cx="5238750" cy="3826888"/>
-            <wp:effectExtent l="0" t="0" r="0" b="2540"/>
-            <wp:docPr id="724555062" name="Picture 4"/>
-            <wp:cNvGraphicFramePr>
-              <a:graphicFrameLocks xmlns:a="http://schemas.openxmlformats.org/drawingml/2006/main" noChangeAspect="1"/>
-            </wp:cNvGraphicFramePr>
-            <a:graphic xmlns:a="http://schemas.openxmlformats.org/drawingml/2006/main">
-              <a:graphicData uri="http://schemas.openxmlformats.org/drawingml/2006/picture">
-                <pic:pic xmlns:pic="http://schemas.openxmlformats.org/drawingml/2006/picture">
-                  <pic:nvPicPr>
-                    <pic:cNvPr id="0" name="Picture 5"/>
-                    <pic:cNvPicPr>
-                      <a:picLocks noChangeAspect="1" noChangeArrowheads="1"/>
-                    </pic:cNvPicPr>
-                  </pic:nvPicPr>
-                  <pic:blipFill>
-                    <a:blip r:embed="rId7">
-                      <a:extLst>
-                        <a:ext uri="{28A0092B-C50C-407E-A947-70E740481C1C}">
-                          <a14:useLocalDpi xmlns:a14="http://schemas.microsoft.com/office/drawing/2010/main" val="0"/>
-                        </a:ext>
-                      </a:extLst>
-                    </a:blip>
-                    <a:srcRect/>
-                    <a:stretch>
-                      <a:fillRect/>
-                    </a:stretch>
-                  </pic:blipFill>
-                  <pic:spPr bwMode="auto">
-                    <a:xfrm>
-                      <a:off x="0" y="0"/>
-                      <a:ext cx="5246877" cy="3832825"/>
-                    </a:xfrm>
-                    <a:prstGeom prst="rect">
-                      <a:avLst/>
-                    </a:prstGeom>
-                    <a:noFill/>
-                  </pic:spPr>
-                </pic:pic>
-              </a:graphicData>
-            </a:graphic>
-          </wp:inline>
-        </w:drawing>
-      </w:r>
-    </w:p>
     <w:p/>
-    <w:p>
-      <w:r>
-        <w:rPr>
-          <w:noProof/>
-        </w:rPr>
-        <w:drawing>
-          <wp:inline distT="0" distB="0" distL="0" distR="0" wp14:anchorId="18BB7D0B" wp14:editId="2C710E58">
-            <wp:extent cx="4864100" cy="3553208"/>
-            <wp:effectExtent l="0" t="0" r="0" b="9525"/>
-            <wp:docPr id="1683538114" name="Picture 5"/>
-            <wp:cNvGraphicFramePr>
-              <a:graphicFrameLocks xmlns:a="http://schemas.openxmlformats.org/drawingml/2006/main" noChangeAspect="1"/>
-            </wp:cNvGraphicFramePr>
-            <a:graphic xmlns:a="http://schemas.openxmlformats.org/drawingml/2006/main">
-              <a:graphicData uri="http://schemas.openxmlformats.org/drawingml/2006/picture">
-                <pic:pic xmlns:pic="http://schemas.openxmlformats.org/drawingml/2006/picture">
-                  <pic:nvPicPr>
-                    <pic:cNvPr id="0" name="Picture 6"/>
-                    <pic:cNvPicPr>
-                      <a:picLocks noChangeAspect="1" noChangeArrowheads="1"/>
-                    </pic:cNvPicPr>
-                  </pic:nvPicPr>
-                  <pic:blipFill>
-                    <a:blip r:embed="rId8">
-                      <a:extLst>
-                        <a:ext uri="{28A0092B-C50C-407E-A947-70E740481C1C}">
-                          <a14:useLocalDpi xmlns:a14="http://schemas.microsoft.com/office/drawing/2010/main" val="0"/>
-                        </a:ext>
-                      </a:extLst>
-                    </a:blip>
-                    <a:srcRect/>
-                    <a:stretch>
-                      <a:fillRect/>
-                    </a:stretch>
-                  </pic:blipFill>
-                  <pic:spPr bwMode="auto">
-                    <a:xfrm>
-                      <a:off x="0" y="0"/>
-                      <a:ext cx="4875143" cy="3561275"/>
-                    </a:xfrm>
-                    <a:prstGeom prst="rect">
-                      <a:avLst/>
-                    </a:prstGeom>
-                    <a:noFill/>
-                  </pic:spPr>
-                </pic:pic>
-              </a:graphicData>
-            </a:graphic>
-          </wp:inline>
-        </w:drawing>
-      </w:r>
-    </w:p>
     <w:p/>
-    <w:p>
-      <w:r>
-        <w:rPr>
-          <w:noProof/>
-        </w:rPr>
-        <w:lastRenderedPageBreak/>
-        <w:drawing>
-          <wp:inline distT="0" distB="0" distL="0" distR="0" wp14:anchorId="22427A95" wp14:editId="261012EE">
-            <wp:extent cx="5111750" cy="3734115"/>
-            <wp:effectExtent l="0" t="0" r="0" b="0"/>
-            <wp:docPr id="303177619" name="Picture 6"/>
-            <wp:cNvGraphicFramePr>
-              <a:graphicFrameLocks xmlns:a="http://schemas.openxmlformats.org/drawingml/2006/main" noChangeAspect="1"/>
-            </wp:cNvGraphicFramePr>
-            <a:graphic xmlns:a="http://schemas.openxmlformats.org/drawingml/2006/main">
-              <a:graphicData uri="http://schemas.openxmlformats.org/drawingml/2006/picture">
-                <pic:pic xmlns:pic="http://schemas.openxmlformats.org/drawingml/2006/picture">
-                  <pic:nvPicPr>
-                    <pic:cNvPr id="0" name="Picture 7"/>
-                    <pic:cNvPicPr>
-                      <a:picLocks noChangeAspect="1" noChangeArrowheads="1"/>
-                    </pic:cNvPicPr>
-                  </pic:nvPicPr>
-                  <pic:blipFill>
-                    <a:blip r:embed="rId9">
-                      <a:extLst>
-                        <a:ext uri="{28A0092B-C50C-407E-A947-70E740481C1C}">
-                          <a14:useLocalDpi xmlns:a14="http://schemas.microsoft.com/office/drawing/2010/main" val="0"/>
-                        </a:ext>
-                      </a:extLst>
-                    </a:blip>
-                    <a:srcRect/>
-                    <a:stretch>
-                      <a:fillRect/>
-                    </a:stretch>
-                  </pic:blipFill>
-                  <pic:spPr bwMode="auto">
-                    <a:xfrm>
-                      <a:off x="0" y="0"/>
-                      <a:ext cx="5132948" cy="3749600"/>
-                    </a:xfrm>
-                    <a:prstGeom prst="rect">
-                      <a:avLst/>
-                    </a:prstGeom>
-                    <a:noFill/>
-                  </pic:spPr>
-                </pic:pic>
-              </a:graphicData>
-            </a:graphic>
-          </wp:inline>
-        </w:drawing>
-      </w:r>
-    </w:p>
+    <w:p/>
+    <w:p/>
+    <w:p/>
+    <w:p>
+      <w:r>
+        <w:t xml:space="preserve">Figure 1. </w:t>
+      </w:r>
+      <w:r>
+        <w:t>Implied Covariance Response via Posterior Predictions</w:t>
+      </w:r>
+      <w:r>
+        <w:t>. (circles plot)</w:t>
+      </w:r>
+    </w:p>
+    <w:p>
+      <w:r>
+        <w:t xml:space="preserve">Figure 2. </w:t>
+      </w:r>
+      <w:r>
+        <w:t>Posterior Distribution of Response Covariance</w:t>
+      </w:r>
+      <w:r>
+        <w:t>. (distribution plot)</w:t>
+      </w:r>
+    </w:p>
+    <w:p/>
     <w:sectPr>
       <w:pgSz w:w="12240" w:h="15840"/>
       <w:pgMar w:top="1440" w:right="1440" w:bottom="1440" w:left="1440" w:header="720" w:footer="720" w:gutter="0"/>
@@ -329,6 +490,100 @@
     </w:sectPr>
   </w:body>
 </w:document>
+</file>
+
+<file path=word/numbering.xml><?xml version="1.0" encoding="utf-8"?>
+<w:numbering xmlns:wpc="http://schemas.microsoft.com/office/word/2010/wordprocessingCanvas" xmlns:cx="http://schemas.microsoft.com/office/drawing/2014/chartex" xmlns:cx1="http://schemas.microsoft.com/office/drawing/2015/9/8/chartex" xmlns:cx2="http://schemas.microsoft.com/office/drawing/2015/10/21/chartex" xmlns:cx3="http://schemas.microsoft.com/office/drawing/2016/5/9/chartex" xmlns:cx4="http://schemas.microsoft.com/office/drawing/2016/5/10/chartex" xmlns:cx5="http://schemas.microsoft.com/office/drawing/2016/5/11/chartex" xmlns:cx6="http://schemas.microsoft.com/office/drawing/2016/5/12/chartex" xmlns:cx7="http://schemas.microsoft.com/office/drawing/2016/5/13/chartex" xmlns:cx8="http://schemas.microsoft.com/office/drawing/2016/5/14/chartex" xmlns:mc="http://schemas.openxmlformats.org/markup-compatibility/2006" xmlns:aink="http://schemas.microsoft.com/office/drawing/2016/ink" xmlns:am3d="http://schemas.microsoft.com/office/drawing/2017/model3d" xmlns:o="urn:schemas-microsoft-com:office:office" xmlns:oel="http://schemas.microsoft.com/office/2019/extlst" xmlns:r="http://schemas.openxmlformats.org/officeDocument/2006/relationships" xmlns:m="http://schemas.openxmlformats.org/officeDocument/2006/math" xmlns:v="urn:schemas-microsoft-com:vml" xmlns:wp14="http://schemas.microsoft.com/office/word/2010/wordprocessingDrawing" xmlns:wp="http://schemas.openxmlformats.org/drawingml/2006/wordprocessingDrawing" xmlns:w10="urn:schemas-microsoft-com:office:word" xmlns:w="http://schemas.openxmlformats.org/wordprocessingml/2006/main" xmlns:w14="http://schemas.microsoft.com/office/word/2010/wordml" xmlns:w15="http://schemas.microsoft.com/office/word/2012/wordml" xmlns:w16cei="http://schemas.microsoft.com/office/word/2026/wordml/cei" xmlns:w16cex="http://schemas.microsoft.com/office/word/2018/wordml/cex" xmlns:w16cid="http://schemas.microsoft.com/office/word/2016/wordml/cid" xmlns:w16="http://schemas.microsoft.com/office/word/2018/wordml" xmlns:w16du="http://schemas.microsoft.com/office/word/2023/wordml/word16du" xmlns:w16sdtdh="http://schemas.microsoft.com/office/word/2020/wordml/sdtdatahash" xmlns:w16sdtfl="http://schemas.microsoft.com/office/word/2024/wordml/sdtformatlock" xmlns:w16se="http://schemas.microsoft.com/office/word/2015/wordml/symex" xmlns:wpg="http://schemas.microsoft.com/office/word/2010/wordprocessingGroup" xmlns:wpi="http://schemas.microsoft.com/office/word/2010/wordprocessingInk" xmlns:wne="http://schemas.microsoft.com/office/word/2006/wordml" xmlns:wps="http://schemas.microsoft.com/office/word/2010/wordprocessingShape" mc:Ignorable="w14 w15 w16se w16cid w16 w16cex w16sdtdh w16sdtfl w16du wp14">
+  <w:abstractNum w:abstractNumId="0" w15:restartNumberingAfterBreak="0">
+    <w:nsid w:val="048E7AB3"/>
+    <w:multiLevelType w:val="hybridMultilevel"/>
+    <w:tmpl w:val="71DA446E"/>
+    <w:lvl w:ilvl="0" w:tplc="0409000F">
+      <w:start w:val="1"/>
+      <w:numFmt w:val="decimal"/>
+      <w:lvlText w:val="%1."/>
+      <w:lvlJc w:val="left"/>
+      <w:pPr>
+        <w:ind w:left="720" w:hanging="360"/>
+      </w:pPr>
+    </w:lvl>
+    <w:lvl w:ilvl="1" w:tplc="04090019" w:tentative="1">
+      <w:start w:val="1"/>
+      <w:numFmt w:val="lowerLetter"/>
+      <w:lvlText w:val="%2."/>
+      <w:lvlJc w:val="left"/>
+      <w:pPr>
+        <w:ind w:left="1440" w:hanging="360"/>
+      </w:pPr>
+    </w:lvl>
+    <w:lvl w:ilvl="2" w:tplc="0409001B" w:tentative="1">
+      <w:start w:val="1"/>
+      <w:numFmt w:val="lowerRoman"/>
+      <w:lvlText w:val="%3."/>
+      <w:lvlJc w:val="right"/>
+      <w:pPr>
+        <w:ind w:left="2160" w:hanging="180"/>
+      </w:pPr>
+    </w:lvl>
+    <w:lvl w:ilvl="3" w:tplc="0409000F" w:tentative="1">
+      <w:start w:val="1"/>
+      <w:numFmt w:val="decimal"/>
+      <w:lvlText w:val="%4."/>
+      <w:lvlJc w:val="left"/>
+      <w:pPr>
+        <w:ind w:left="2880" w:hanging="360"/>
+      </w:pPr>
+    </w:lvl>
+    <w:lvl w:ilvl="4" w:tplc="04090019" w:tentative="1">
+      <w:start w:val="1"/>
+      <w:numFmt w:val="lowerLetter"/>
+      <w:lvlText w:val="%5."/>
+      <w:lvlJc w:val="left"/>
+      <w:pPr>
+        <w:ind w:left="3600" w:hanging="360"/>
+      </w:pPr>
+    </w:lvl>
+    <w:lvl w:ilvl="5" w:tplc="0409001B" w:tentative="1">
+      <w:start w:val="1"/>
+      <w:numFmt w:val="lowerRoman"/>
+      <w:lvlText w:val="%6."/>
+      <w:lvlJc w:val="right"/>
+      <w:pPr>
+        <w:ind w:left="4320" w:hanging="180"/>
+      </w:pPr>
+    </w:lvl>
+    <w:lvl w:ilvl="6" w:tplc="0409000F" w:tentative="1">
+      <w:start w:val="1"/>
+      <w:numFmt w:val="decimal"/>
+      <w:lvlText w:val="%7."/>
+      <w:lvlJc w:val="left"/>
+      <w:pPr>
+        <w:ind w:left="5040" w:hanging="360"/>
+      </w:pPr>
+    </w:lvl>
+    <w:lvl w:ilvl="7" w:tplc="04090019" w:tentative="1">
+      <w:start w:val="1"/>
+      <w:numFmt w:val="lowerLetter"/>
+      <w:lvlText w:val="%8."/>
+      <w:lvlJc w:val="left"/>
+      <w:pPr>
+        <w:ind w:left="5760" w:hanging="360"/>
+      </w:pPr>
+    </w:lvl>
+    <w:lvl w:ilvl="8" w:tplc="0409001B" w:tentative="1">
+      <w:start w:val="1"/>
+      <w:numFmt w:val="lowerRoman"/>
+      <w:lvlText w:val="%9."/>
+      <w:lvlJc w:val="right"/>
+      <w:pPr>
+        <w:ind w:left="6480" w:hanging="180"/>
+      </w:pPr>
+    </w:lvl>
+  </w:abstractNum>
+  <w:num w:numId="1" w16cid:durableId="450242889">
+    <w:abstractNumId w:val="0"/>
+  </w:num>
+</w:numbering>
 </file>
 
 <file path=word/styles.xml><?xml version="1.0" encoding="utf-8"?>
